--- a/backend-exhibits/OneDrive-SharePoint adv Not Included.docx
+++ b/backend-exhibits/OneDrive-SharePoint adv Not Included.docx
@@ -45,16 +45,16 @@
               <w:ind w:right="27"/>
               <w:jc w:val="center"/>
               <w:rPr>
-                <w:rFonts w:ascii="Arial" w:hAnsi="Arial" w:cs="Arial"/>
-                <w:b/>
-                <w:bCs/>
-                <w:sz w:val="21"/>
-                <w:szCs w:val="21"/>
-              </w:rPr>
-            </w:pPr>
-            <w:r>
-              <w:rPr>
-                <w:rFonts w:ascii="Arial" w:hAnsi="Arial" w:cs="Arial"/>
+                <w:rFonts w:ascii="Arial" w:hAnsi="Arial" w:cs="Arial" w:eastAsia="Arial"/>
+                <w:b/>
+                <w:bCs/>
+                <w:sz w:val="21"/>
+                <w:szCs w:val="21"/>
+              </w:rPr>
+            </w:pPr>
+            <w:r>
+              <w:rPr>
+                <w:rFonts w:ascii="Arial" w:hAnsi="Arial" w:cs="Arial" w:eastAsia="Arial"/>
                 <w:b/>
                 <w:bCs/>
                 <w:sz w:val="21"/>
@@ -65,7 +65,7 @@
             <w:proofErr w:type="gramStart"/>
             <w:r>
               <w:rPr>
-                <w:rFonts w:ascii="Arial" w:hAnsi="Arial" w:cs="Arial"/>
+                <w:rFonts w:ascii="Arial" w:hAnsi="Arial" w:cs="Arial" w:eastAsia="Arial"/>
                 <w:b/>
                 <w:bCs/>
                 <w:sz w:val="21"/>
@@ -76,7 +76,7 @@
             <w:proofErr w:type="gramEnd"/>
             <w:r>
               <w:rPr>
-                <w:rFonts w:ascii="Arial" w:hAnsi="Arial" w:cs="Arial"/>
+                <w:rFonts w:ascii="Arial" w:hAnsi="Arial" w:cs="Arial" w:eastAsia="Arial"/>
                 <w:b/>
                 <w:bCs/>
                 <w:sz w:val="21"/>
@@ -105,14 +105,14 @@
             <w:pPr>
               <w:ind w:left="4"/>
               <w:rPr>
-                <w:rFonts w:ascii="Arial" w:hAnsi="Arial" w:cs="Arial"/>
-                <w:sz w:val="21"/>
-                <w:szCs w:val="21"/>
-              </w:rPr>
-            </w:pPr>
-            <w:r>
-              <w:rPr>
-                <w:rFonts w:ascii="Arial" w:hAnsi="Arial" w:cs="Arial"/>
+                <w:rFonts w:ascii="Arial" w:hAnsi="Arial" w:cs="Arial" w:eastAsia="Arial"/>
+                <w:sz w:val="21"/>
+                <w:szCs w:val="21"/>
+              </w:rPr>
+            </w:pPr>
+            <w:r>
+              <w:rPr>
+                <w:rFonts w:ascii="Arial" w:hAnsi="Arial" w:cs="Arial" w:eastAsia="Arial"/>
                 <w:b/>
                 <w:bCs/>
                 <w:sz w:val="21"/>
@@ -135,14 +135,14 @@
           <w:p>
             <w:pPr>
               <w:rPr>
-                <w:rFonts w:ascii="Arial" w:hAnsi="Arial" w:cs="Arial"/>
-                <w:sz w:val="21"/>
-                <w:szCs w:val="21"/>
-              </w:rPr>
-            </w:pPr>
-            <w:r>
-              <w:rPr>
-                <w:rFonts w:ascii="Arial" w:hAnsi="Arial" w:cs="Arial"/>
+                <w:rFonts w:ascii="Arial" w:hAnsi="Arial" w:cs="Arial" w:eastAsia="Arial"/>
+                <w:sz w:val="21"/>
+                <w:szCs w:val="21"/>
+              </w:rPr>
+            </w:pPr>
+            <w:r>
+              <w:rPr>
+                <w:rFonts w:ascii="Arial" w:hAnsi="Arial" w:cs="Arial" w:eastAsia="Arial"/>
                 <w:sz w:val="21"/>
                 <w:szCs w:val="21"/>
               </w:rPr>
@@ -150,7 +150,7 @@
             </w:r>
             <w:r>
               <w:rPr>
-                <w:rFonts w:ascii="Arial" w:hAnsi="Arial" w:cs="Arial"/>
+                <w:rFonts w:ascii="Arial" w:hAnsi="Arial" w:cs="Arial" w:eastAsia="Arial"/>
                 <w:sz w:val="21"/>
                 <w:szCs w:val="21"/>
               </w:rPr>
@@ -177,14 +177,14 @@
             <w:pPr>
               <w:ind w:left="4"/>
               <w:rPr>
-                <w:rFonts w:ascii="Arial" w:hAnsi="Arial" w:cs="Arial"/>
-                <w:sz w:val="21"/>
-                <w:szCs w:val="21"/>
-              </w:rPr>
-            </w:pPr>
-            <w:r>
-              <w:rPr>
-                <w:rFonts w:ascii="Arial" w:hAnsi="Arial" w:cs="Arial"/>
+                <w:rFonts w:ascii="Arial" w:hAnsi="Arial" w:cs="Arial" w:eastAsia="Arial"/>
+                <w:sz w:val="21"/>
+                <w:szCs w:val="21"/>
+              </w:rPr>
+            </w:pPr>
+            <w:r>
+              <w:rPr>
+                <w:rFonts w:ascii="Arial" w:hAnsi="Arial" w:cs="Arial" w:eastAsia="Arial"/>
                 <w:b/>
                 <w:bCs/>
                 <w:sz w:val="21"/>
@@ -207,14 +207,14 @@
           <w:p>
             <w:pPr>
               <w:rPr>
-                <w:rFonts w:ascii="Arial" w:hAnsi="Arial" w:cs="Arial"/>
-                <w:sz w:val="21"/>
-                <w:szCs w:val="21"/>
-              </w:rPr>
-            </w:pPr>
-            <w:r>
-              <w:rPr>
-                <w:rFonts w:ascii="Arial" w:hAnsi="Arial" w:cs="Arial"/>
+                <w:rFonts w:ascii="Arial" w:hAnsi="Arial" w:cs="Arial" w:eastAsia="Arial"/>
+                <w:sz w:val="21"/>
+                <w:szCs w:val="21"/>
+              </w:rPr>
+            </w:pPr>
+            <w:r>
+              <w:rPr>
+                <w:rFonts w:ascii="Arial" w:hAnsi="Arial" w:cs="Arial" w:eastAsia="Arial"/>
                 <w:sz w:val="21"/>
                 <w:szCs w:val="21"/>
               </w:rPr>
@@ -222,7 +222,7 @@
             </w:r>
             <w:r>
               <w:rPr>
-                <w:rFonts w:ascii="Arial" w:hAnsi="Arial" w:cs="Arial"/>
+                <w:rFonts w:ascii="Arial" w:hAnsi="Arial" w:cs="Arial" w:eastAsia="Arial"/>
                 <w:sz w:val="21"/>
                 <w:szCs w:val="21"/>
               </w:rPr>
@@ -249,14 +249,14 @@
             <w:pPr>
               <w:ind w:left="4"/>
               <w:rPr>
-                <w:rFonts w:ascii="Arial" w:hAnsi="Arial" w:cs="Arial"/>
-                <w:sz w:val="21"/>
-                <w:szCs w:val="21"/>
-              </w:rPr>
-            </w:pPr>
-            <w:r>
-              <w:rPr>
-                <w:rFonts w:ascii="Arial" w:hAnsi="Arial" w:cs="Arial"/>
+                <w:rFonts w:ascii="Arial" w:hAnsi="Arial" w:cs="Arial" w:eastAsia="Arial"/>
+                <w:sz w:val="21"/>
+                <w:szCs w:val="21"/>
+              </w:rPr>
+            </w:pPr>
+            <w:r>
+              <w:rPr>
+                <w:rFonts w:ascii="Arial" w:hAnsi="Arial" w:cs="Arial" w:eastAsia="Arial"/>
                 <w:b/>
                 <w:bCs/>
                 <w:sz w:val="21"/>
@@ -279,14 +279,14 @@
           <w:p>
             <w:pPr>
               <w:rPr>
-                <w:rFonts w:ascii="Arial" w:hAnsi="Arial" w:cs="Arial"/>
-                <w:sz w:val="21"/>
-                <w:szCs w:val="21"/>
-              </w:rPr>
-            </w:pPr>
-            <w:r>
-              <w:rPr>
-                <w:rFonts w:ascii="Arial" w:hAnsi="Arial" w:cs="Arial"/>
+                <w:rFonts w:ascii="Arial" w:hAnsi="Arial" w:cs="Arial" w:eastAsia="Arial"/>
+                <w:sz w:val="21"/>
+                <w:szCs w:val="21"/>
+              </w:rPr>
+            </w:pPr>
+            <w:r>
+              <w:rPr>
+                <w:rFonts w:ascii="Arial" w:hAnsi="Arial" w:cs="Arial" w:eastAsia="Arial"/>
                 <w:sz w:val="21"/>
                 <w:szCs w:val="21"/>
               </w:rPr>
@@ -313,14 +313,14 @@
             <w:pPr>
               <w:ind w:left="4"/>
               <w:rPr>
-                <w:rFonts w:ascii="Arial" w:hAnsi="Arial" w:cs="Arial"/>
-                <w:sz w:val="21"/>
-                <w:szCs w:val="21"/>
-              </w:rPr>
-            </w:pPr>
-            <w:r>
-              <w:rPr>
-                <w:rFonts w:ascii="Arial" w:hAnsi="Arial" w:cs="Arial"/>
+                <w:rFonts w:ascii="Arial" w:hAnsi="Arial" w:cs="Arial" w:eastAsia="Arial"/>
+                <w:sz w:val="21"/>
+                <w:szCs w:val="21"/>
+              </w:rPr>
+            </w:pPr>
+            <w:r>
+              <w:rPr>
+                <w:rFonts w:ascii="Arial" w:hAnsi="Arial" w:cs="Arial" w:eastAsia="Arial"/>
                 <w:b/>
                 <w:bCs/>
                 <w:sz w:val="21"/>
@@ -344,14 +344,14 @@
             <w:pPr>
               <w:ind w:right="368"/>
               <w:rPr>
-                <w:rFonts w:ascii="Arial" w:hAnsi="Arial" w:cs="Arial"/>
-                <w:sz w:val="21"/>
-                <w:szCs w:val="21"/>
-              </w:rPr>
-            </w:pPr>
-            <w:r>
-              <w:rPr>
-                <w:rFonts w:ascii="Arial" w:hAnsi="Arial" w:cs="Arial"/>
+                <w:rFonts w:ascii="Arial" w:hAnsi="Arial" w:cs="Arial" w:eastAsia="Arial"/>
+                <w:sz w:val="21"/>
+                <w:szCs w:val="21"/>
+              </w:rPr>
+            </w:pPr>
+            <w:r>
+              <w:rPr>
+                <w:rFonts w:ascii="Arial" w:hAnsi="Arial" w:cs="Arial" w:eastAsia="Arial"/>
                 <w:sz w:val="21"/>
                 <w:szCs w:val="21"/>
               </w:rPr>
@@ -378,14 +378,14 @@
             <w:pPr>
               <w:ind w:left="4"/>
               <w:rPr>
-                <w:rFonts w:ascii="Arial" w:hAnsi="Arial" w:cs="Arial"/>
-                <w:sz w:val="21"/>
-                <w:szCs w:val="21"/>
-              </w:rPr>
-            </w:pPr>
-            <w:r>
-              <w:rPr>
-                <w:rFonts w:ascii="Arial" w:hAnsi="Arial" w:cs="Arial"/>
+                <w:rFonts w:ascii="Arial" w:hAnsi="Arial" w:cs="Arial" w:eastAsia="Arial"/>
+                <w:sz w:val="21"/>
+                <w:szCs w:val="21"/>
+              </w:rPr>
+            </w:pPr>
+            <w:r>
+              <w:rPr>
+                <w:rFonts w:ascii="Arial" w:hAnsi="Arial" w:cs="Arial" w:eastAsia="Arial"/>
                 <w:b/>
                 <w:bCs/>
                 <w:sz w:val="21"/>
@@ -409,14 +409,14 @@
             <w:pPr>
               <w:ind w:right="14"/>
               <w:rPr>
-                <w:rFonts w:ascii="Arial" w:hAnsi="Arial" w:cs="Arial"/>
-                <w:sz w:val="21"/>
-                <w:szCs w:val="21"/>
-              </w:rPr>
-            </w:pPr>
-            <w:r>
-              <w:rPr>
-                <w:rFonts w:ascii="Arial" w:hAnsi="Arial" w:cs="Arial"/>
+                <w:rFonts w:ascii="Arial" w:hAnsi="Arial" w:cs="Arial" w:eastAsia="Arial"/>
+                <w:sz w:val="21"/>
+                <w:szCs w:val="21"/>
+              </w:rPr>
+            </w:pPr>
+            <w:r>
+              <w:rPr>
+                <w:rFonts w:ascii="Arial" w:hAnsi="Arial" w:cs="Arial" w:eastAsia="Arial"/>
                 <w:sz w:val="21"/>
                 <w:szCs w:val="21"/>
               </w:rPr>
@@ -471,16 +471,16 @@
               <w:ind w:right="27"/>
               <w:jc w:val="center"/>
               <w:rPr>
-                <w:rFonts w:ascii="Arial" w:hAnsi="Arial" w:cs="Arial"/>
-                <w:b/>
-                <w:bCs/>
-                <w:sz w:val="21"/>
-                <w:szCs w:val="21"/>
-              </w:rPr>
-            </w:pPr>
-            <w:r>
-              <w:rPr>
-                <w:rFonts w:ascii="Arial" w:hAnsi="Arial" w:cs="Arial"/>
+                <w:rFonts w:ascii="Arial" w:hAnsi="Arial" w:cs="Arial" w:eastAsia="Arial"/>
+                <w:b/>
+                <w:bCs/>
+                <w:sz w:val="21"/>
+                <w:szCs w:val="21"/>
+              </w:rPr>
+            </w:pPr>
+            <w:r>
+              <w:rPr>
+                <w:rFonts w:ascii="Arial" w:hAnsi="Arial" w:cs="Arial" w:eastAsia="Arial"/>
                 <w:b/>
                 <w:bCs/>
                 <w:sz w:val="21"/>
@@ -491,7 +491,7 @@
             <w:proofErr w:type="gramStart"/>
             <w:r>
               <w:rPr>
-                <w:rFonts w:ascii="Arial" w:hAnsi="Arial" w:cs="Arial"/>
+                <w:rFonts w:ascii="Arial" w:hAnsi="Arial" w:cs="Arial" w:eastAsia="Arial"/>
                 <w:b/>
                 <w:bCs/>
                 <w:sz w:val="21"/>
@@ -502,7 +502,7 @@
             <w:proofErr w:type="gramEnd"/>
             <w:r>
               <w:rPr>
-                <w:rFonts w:ascii="Arial" w:hAnsi="Arial" w:cs="Arial"/>
+                <w:rFonts w:ascii="Arial" w:hAnsi="Arial" w:cs="Arial" w:eastAsia="Arial"/>
                 <w:b/>
                 <w:bCs/>
                 <w:sz w:val="21"/>
@@ -531,14 +531,14 @@
             <w:pPr>
               <w:ind w:left="4"/>
               <w:rPr>
-                <w:rFonts w:ascii="Arial" w:hAnsi="Arial" w:cs="Arial"/>
-                <w:sz w:val="21"/>
-                <w:szCs w:val="21"/>
-              </w:rPr>
-            </w:pPr>
-            <w:r>
-              <w:rPr>
-                <w:rFonts w:ascii="Arial" w:hAnsi="Arial" w:cs="Arial"/>
+                <w:rFonts w:ascii="Arial" w:hAnsi="Arial" w:cs="Arial" w:eastAsia="Arial"/>
+                <w:sz w:val="21"/>
+                <w:szCs w:val="21"/>
+              </w:rPr>
+            </w:pPr>
+            <w:r>
+              <w:rPr>
+                <w:rFonts w:ascii="Arial" w:hAnsi="Arial" w:cs="Arial" w:eastAsia="Arial"/>
                 <w:b/>
                 <w:bCs/>
                 <w:sz w:val="21"/>
@@ -561,14 +561,14 @@
           <w:p>
             <w:pPr>
               <w:rPr>
-                <w:rFonts w:ascii="Arial" w:hAnsi="Arial" w:cs="Arial"/>
-                <w:sz w:val="21"/>
-                <w:szCs w:val="21"/>
-              </w:rPr>
-            </w:pPr>
-            <w:r>
-              <w:rPr>
-                <w:rFonts w:ascii="Arial" w:hAnsi="Arial" w:cs="Arial"/>
+                <w:rFonts w:ascii="Arial" w:hAnsi="Arial" w:cs="Arial" w:eastAsia="Arial"/>
+                <w:sz w:val="21"/>
+                <w:szCs w:val="21"/>
+              </w:rPr>
+            </w:pPr>
+            <w:r>
+              <w:rPr>
+                <w:rFonts w:ascii="Arial" w:hAnsi="Arial" w:cs="Arial" w:eastAsia="Arial"/>
                 <w:sz w:val="21"/>
                 <w:szCs w:val="21"/>
               </w:rPr>
@@ -576,7 +576,7 @@
             </w:r>
             <w:r>
               <w:rPr>
-                <w:rFonts w:ascii="Arial" w:hAnsi="Arial" w:cs="Arial"/>
+                <w:rFonts w:ascii="Arial" w:hAnsi="Arial" w:cs="Arial" w:eastAsia="Arial"/>
                 <w:sz w:val="21"/>
                 <w:szCs w:val="21"/>
               </w:rPr>
@@ -603,14 +603,14 @@
             <w:pPr>
               <w:ind w:left="4"/>
               <w:rPr>
-                <w:rFonts w:ascii="Arial" w:hAnsi="Arial" w:cs="Arial"/>
-                <w:sz w:val="21"/>
-                <w:szCs w:val="21"/>
-              </w:rPr>
-            </w:pPr>
-            <w:r>
-              <w:rPr>
-                <w:rFonts w:ascii="Arial" w:hAnsi="Arial" w:cs="Arial"/>
+                <w:rFonts w:ascii="Arial" w:hAnsi="Arial" w:cs="Arial" w:eastAsia="Arial"/>
+                <w:sz w:val="21"/>
+                <w:szCs w:val="21"/>
+              </w:rPr>
+            </w:pPr>
+            <w:r>
+              <w:rPr>
+                <w:rFonts w:ascii="Arial" w:hAnsi="Arial" w:cs="Arial" w:eastAsia="Arial"/>
                 <w:b/>
                 <w:bCs/>
                 <w:sz w:val="21"/>
@@ -633,7 +633,7 @@
           <w:p>
             <w:pPr>
               <w:rPr>
-                <w:rFonts w:ascii="Arial" w:hAnsi="Arial" w:cs="Arial"/>
+                <w:rFonts w:ascii="Arial" w:hAnsi="Arial" w:cs="Arial" w:eastAsia="Arial"/>
                 <w:sz w:val="21"/>
                 <w:szCs w:val="21"/>
               </w:rPr>
@@ -641,7 +641,7 @@
             <w:proofErr w:type="spellStart"/>
             <w:r>
               <w:rPr>
-                <w:rFonts w:ascii="Arial" w:hAnsi="Arial" w:cs="Arial"/>
+                <w:rFonts w:ascii="Arial" w:hAnsi="Arial" w:cs="Arial" w:eastAsia="Arial"/>
                 <w:sz w:val="21"/>
                 <w:szCs w:val="21"/>
               </w:rPr>
@@ -650,7 +650,7 @@
             <w:proofErr w:type="spellEnd"/>
             <w:r>
               <w:rPr>
-                <w:rFonts w:ascii="Arial" w:hAnsi="Arial" w:cs="Arial"/>
+                <w:rFonts w:ascii="Arial" w:hAnsi="Arial" w:cs="Arial" w:eastAsia="Arial"/>
                 <w:sz w:val="21"/>
                 <w:szCs w:val="21"/>
               </w:rPr>
@@ -677,14 +677,14 @@
             <w:pPr>
               <w:ind w:left="4"/>
               <w:rPr>
-                <w:rFonts w:ascii="Arial" w:hAnsi="Arial" w:cs="Arial"/>
-                <w:sz w:val="21"/>
-                <w:szCs w:val="21"/>
-              </w:rPr>
-            </w:pPr>
-            <w:r>
-              <w:rPr>
-                <w:rFonts w:ascii="Arial" w:hAnsi="Arial" w:cs="Arial"/>
+                <w:rFonts w:ascii="Arial" w:hAnsi="Arial" w:cs="Arial" w:eastAsia="Arial"/>
+                <w:sz w:val="21"/>
+                <w:szCs w:val="21"/>
+              </w:rPr>
+            </w:pPr>
+            <w:r>
+              <w:rPr>
+                <w:rFonts w:ascii="Arial" w:hAnsi="Arial" w:cs="Arial" w:eastAsia="Arial"/>
                 <w:b/>
                 <w:bCs/>
                 <w:sz w:val="21"/>
@@ -707,14 +707,14 @@
           <w:p>
             <w:pPr>
               <w:rPr>
-                <w:rFonts w:ascii="Arial" w:hAnsi="Arial" w:cs="Arial"/>
-                <w:sz w:val="21"/>
-                <w:szCs w:val="21"/>
-              </w:rPr>
-            </w:pPr>
-            <w:r>
-              <w:rPr>
-                <w:rFonts w:ascii="Arial" w:hAnsi="Arial" w:cs="Arial"/>
+                <w:rFonts w:ascii="Arial" w:hAnsi="Arial" w:cs="Arial" w:eastAsia="Arial"/>
+                <w:sz w:val="21"/>
+                <w:szCs w:val="21"/>
+              </w:rPr>
+            </w:pPr>
+            <w:r>
+              <w:rPr>
+                <w:rFonts w:ascii="Arial" w:hAnsi="Arial" w:cs="Arial" w:eastAsia="Arial"/>
                 <w:sz w:val="21"/>
                 <w:szCs w:val="21"/>
               </w:rPr>
@@ -722,7 +722,7 @@
             </w:r>
             <w:r>
               <w:rPr>
-                <w:rFonts w:ascii="Arial" w:hAnsi="Arial" w:cs="Arial"/>
+                <w:rFonts w:ascii="Arial" w:hAnsi="Arial" w:cs="Arial" w:eastAsia="Arial"/>
                 <w:sz w:val="21"/>
                 <w:szCs w:val="21"/>
               </w:rPr>
@@ -749,14 +749,14 @@
             <w:pPr>
               <w:ind w:left="4"/>
               <w:rPr>
-                <w:rFonts w:ascii="Arial" w:hAnsi="Arial" w:cs="Arial"/>
-                <w:sz w:val="21"/>
-                <w:szCs w:val="21"/>
-              </w:rPr>
-            </w:pPr>
-            <w:r>
-              <w:rPr>
-                <w:rFonts w:ascii="Arial" w:hAnsi="Arial" w:cs="Arial"/>
+                <w:rFonts w:ascii="Arial" w:hAnsi="Arial" w:cs="Arial" w:eastAsia="Arial"/>
+                <w:sz w:val="21"/>
+                <w:szCs w:val="21"/>
+              </w:rPr>
+            </w:pPr>
+            <w:r>
+              <w:rPr>
+                <w:rFonts w:ascii="Arial" w:hAnsi="Arial" w:cs="Arial" w:eastAsia="Arial"/>
                 <w:b/>
                 <w:bCs/>
                 <w:sz w:val="21"/>
@@ -780,14 +780,14 @@
             <w:pPr>
               <w:ind w:right="368"/>
               <w:rPr>
-                <w:rFonts w:ascii="Arial" w:hAnsi="Arial" w:cs="Arial"/>
-                <w:sz w:val="21"/>
-                <w:szCs w:val="21"/>
-              </w:rPr>
-            </w:pPr>
-            <w:r>
-              <w:rPr>
-                <w:rFonts w:ascii="Arial" w:hAnsi="Arial" w:cs="Arial"/>
+                <w:rFonts w:ascii="Arial" w:hAnsi="Arial" w:cs="Arial" w:eastAsia="Arial"/>
+                <w:sz w:val="21"/>
+                <w:szCs w:val="21"/>
+              </w:rPr>
+            </w:pPr>
+            <w:r>
+              <w:rPr>
+                <w:rFonts w:ascii="Arial" w:hAnsi="Arial" w:cs="Arial" w:eastAsia="Arial"/>
                 <w:sz w:val="21"/>
                 <w:szCs w:val="21"/>
               </w:rPr>
@@ -812,10 +812,10 @@
   <w:docDefaults>
     <w:rPrDefault>
       <w:rPr>
-        <w:rFonts w:asciiTheme="minorHAnsi" w:eastAsiaTheme="minorEastAsia" w:hAnsiTheme="minorHAnsi" w:cstheme="minorBidi"/>
+        <w:rFonts w:ascii="Arial" w:hAnsi="Arial" w:cs="Arial" w:eastAsia="Arial"/>
         <w:kern w:val="2"/>
-        <w:sz w:val="24"/>
-        <w:szCs w:val="24"/>
+        <w:sz w:val="21"/>
+        <w:szCs w:val="21"/>
         <w:lang w:val="en-IN" w:eastAsia="en-IN" w:bidi="ar-SA"/>
         <w14:ligatures w14:val="standardContextual"/>
       </w:rPr>
@@ -1212,9 +1212,9 @@
       <w:spacing w:line="259" w:lineRule="auto"/>
     </w:pPr>
     <w:rPr>
-      <w:rFonts w:ascii="Calibri" w:eastAsia="Calibri" w:hAnsi="Calibri" w:cs="Calibri"/>
+      <w:rFonts w:ascii="Arial" w:hAnsi="Arial" w:cs="Arial" w:eastAsia="Arial"/>
       <w:color w:val="000000"/>
-      <w:sz w:val="22"/>
+      <w:sz w:val="21"/>
     </w:rPr>
   </w:style>
   <w:style w:type="character" w:default="1" w:styleId="DefaultParagraphFont">
